--- a/rifas.docx
+++ b/rifas.docx
@@ -134,159 +134,41 @@
           <w:p>
             <w:r>
               <w:rPr>
+                <w:b/>
+                <w:bCs/>
                 <w:noProof/>
               </w:rPr>
-              <w:t xml:space="preserve">  </w:t>
+              <w:t>2 Rodízios Maffi</w:t>
             </w:r>
             <w:r>
               <w:rPr>
                 <w:noProof/>
               </w:rPr>
-              <w:drawing>
-                <wp:inline distT="0" distB="0" distL="0" distR="0" wp14:anchorId="40D9D43C" wp14:editId="5D418AC6">
-                  <wp:extent cx="914400" cy="914400"/>
-                  <wp:effectExtent l="0" t="0" r="0" b="0"/>
-                  <wp:docPr id="1354754899" name="Imagem 2"/>
-                  <wp:cNvGraphicFramePr>
-                    <a:graphicFrameLocks xmlns:a="http://schemas.openxmlformats.org/drawingml/2006/main" noChangeAspect="1"/>
-                  </wp:cNvGraphicFramePr>
-                  <a:graphic xmlns:a="http://schemas.openxmlformats.org/drawingml/2006/main">
-                    <a:graphicData uri="http://schemas.openxmlformats.org/drawingml/2006/picture">
-                      <pic:pic xmlns:pic="http://schemas.openxmlformats.org/drawingml/2006/picture">
-                        <pic:nvPicPr>
-                          <pic:cNvPr id="1354754899" name="Imagem 1354754899"/>
-                          <pic:cNvPicPr/>
-                        </pic:nvPicPr>
-                        <pic:blipFill>
-                          <a:blip r:embed="rId4" cstate="print">
-                            <a:extLst>
-                              <a:ext uri="{28A0092B-C50C-407E-A947-70E740481C1C}">
-                                <a14:useLocalDpi xmlns:a14="http://schemas.microsoft.com/office/drawing/2010/main" val="0"/>
-                              </a:ext>
-                            </a:extLst>
-                          </a:blip>
-                          <a:stretch>
-                            <a:fillRect/>
-                          </a:stretch>
-                        </pic:blipFill>
-                        <pic:spPr>
-                          <a:xfrm>
-                            <a:off x="0" y="0"/>
-                            <a:ext cx="914400" cy="914400"/>
-                          </a:xfrm>
-                          <a:prstGeom prst="rect">
-                            <a:avLst/>
-                          </a:prstGeom>
-                        </pic:spPr>
-                      </pic:pic>
-                    </a:graphicData>
-                  </a:graphic>
-                </wp:inline>
-              </w:drawing>
+              <w:t xml:space="preserve">          </w:t>
             </w:r>
             <w:r>
               <w:rPr>
+                <w:b/>
+                <w:bCs/>
                 <w:noProof/>
               </w:rPr>
-              <w:t xml:space="preserve">            </w:t>
+              <w:t>Kit de Barbear</w:t>
             </w:r>
             <w:r>
               <w:rPr>
+                <w:b/>
+                <w:bCs/>
                 <w:noProof/>
               </w:rPr>
-              <w:drawing>
-                <wp:inline distT="0" distB="0" distL="0" distR="0" wp14:anchorId="6A7ECAE4" wp14:editId="78CFF6F2">
-                  <wp:extent cx="904875" cy="904875"/>
-                  <wp:effectExtent l="0" t="0" r="9525" b="9525"/>
-                  <wp:docPr id="2093552647" name="Imagem 1"/>
-                  <wp:cNvGraphicFramePr>
-                    <a:graphicFrameLocks xmlns:a="http://schemas.openxmlformats.org/drawingml/2006/main" noChangeAspect="1"/>
-                  </wp:cNvGraphicFramePr>
-                  <a:graphic xmlns:a="http://schemas.openxmlformats.org/drawingml/2006/main">
-                    <a:graphicData uri="http://schemas.openxmlformats.org/drawingml/2006/picture">
-                      <pic:pic xmlns:pic="http://schemas.openxmlformats.org/drawingml/2006/picture">
-                        <pic:nvPicPr>
-                          <pic:cNvPr id="2093552647" name="Imagem 2093552647"/>
-                          <pic:cNvPicPr/>
-                        </pic:nvPicPr>
-                        <pic:blipFill>
-                          <a:blip r:embed="rId5" cstate="print">
-                            <a:extLst>
-                              <a:ext uri="{28A0092B-C50C-407E-A947-70E740481C1C}">
-                                <a14:useLocalDpi xmlns:a14="http://schemas.microsoft.com/office/drawing/2010/main" val="0"/>
-                              </a:ext>
-                            </a:extLst>
-                          </a:blip>
-                          <a:stretch>
-                            <a:fillRect/>
-                          </a:stretch>
-                        </pic:blipFill>
-                        <pic:spPr>
-                          <a:xfrm>
-                            <a:off x="0" y="0"/>
-                            <a:ext cx="904916" cy="904916"/>
-                          </a:xfrm>
-                          <a:prstGeom prst="rect">
-                            <a:avLst/>
-                          </a:prstGeom>
-                        </pic:spPr>
-                      </pic:pic>
-                    </a:graphicData>
-                  </a:graphic>
-                </wp:inline>
-              </w:drawing>
+              <w:t xml:space="preserve">      </w:t>
             </w:r>
             <w:r>
               <w:rPr>
+                <w:b/>
+                <w:bCs/>
                 <w:noProof/>
               </w:rPr>
-              <w:t xml:space="preserve">              </w:t>
-            </w:r>
-            <w:r>
-              <w:rPr>
-                <w:noProof/>
-              </w:rPr>
-              <w:drawing>
-                <wp:inline distT="0" distB="0" distL="0" distR="0" wp14:anchorId="622F6C45" wp14:editId="04CAF2C4">
-                  <wp:extent cx="885825" cy="885825"/>
-                  <wp:effectExtent l="0" t="0" r="9525" b="9525"/>
-                  <wp:docPr id="1613420082" name="Imagem 3"/>
-                  <wp:cNvGraphicFramePr>
-                    <a:graphicFrameLocks xmlns:a="http://schemas.openxmlformats.org/drawingml/2006/main" noChangeAspect="1"/>
-                  </wp:cNvGraphicFramePr>
-                  <a:graphic xmlns:a="http://schemas.openxmlformats.org/drawingml/2006/main">
-                    <a:graphicData uri="http://schemas.openxmlformats.org/drawingml/2006/picture">
-                      <pic:pic xmlns:pic="http://schemas.openxmlformats.org/drawingml/2006/picture">
-                        <pic:nvPicPr>
-                          <pic:cNvPr id="1613420082" name="Imagem 1613420082"/>
-                          <pic:cNvPicPr/>
-                        </pic:nvPicPr>
-                        <pic:blipFill>
-                          <a:blip r:embed="rId6" cstate="print">
-                            <a:extLst>
-                              <a:ext uri="{28A0092B-C50C-407E-A947-70E740481C1C}">
-                                <a14:useLocalDpi xmlns:a14="http://schemas.microsoft.com/office/drawing/2010/main" val="0"/>
-                              </a:ext>
-                            </a:extLst>
-                          </a:blip>
-                          <a:stretch>
-                            <a:fillRect/>
-                          </a:stretch>
-                        </pic:blipFill>
-                        <pic:spPr>
-                          <a:xfrm>
-                            <a:off x="0" y="0"/>
-                            <a:ext cx="885839" cy="885839"/>
-                          </a:xfrm>
-                          <a:prstGeom prst="rect">
-                            <a:avLst/>
-                          </a:prstGeom>
-                        </pic:spPr>
-                      </pic:pic>
-                    </a:graphicData>
-                  </a:graphic>
-                </wp:inline>
-              </w:drawing>
+              <w:t xml:space="preserve">       Kit de Perfume</w:t>
             </w:r>
           </w:p>
         </w:tc>
@@ -304,7 +186,16 @@
               <w:t xml:space="preserve">Sorteio: </w:t>
             </w:r>
             <w:r>
-              <w:t>16/05/2026</w:t>
+              <w:t>8</w:t>
+            </w:r>
+            <w:r>
+              <w:t>/</w:t>
+            </w:r>
+            <w:r>
+              <w:t>8</w:t>
+            </w:r>
+            <w:r>
+              <w:t>/2026</w:t>
             </w:r>
             <w:r>
               <w:t xml:space="preserve"> Lotérica Federal</w:t>
@@ -320,7 +211,16 @@
               <w:t xml:space="preserve">Sorteio: </w:t>
             </w:r>
             <w:r>
-              <w:t>16/05/2026</w:t>
+              <w:t>8</w:t>
+            </w:r>
+            <w:r>
+              <w:t>/</w:t>
+            </w:r>
+            <w:r>
+              <w:t>8</w:t>
+            </w:r>
+            <w:r>
+              <w:t>/2026</w:t>
             </w:r>
             <w:r>
               <w:t xml:space="preserve"> Lotérica Federal</w:t>
@@ -470,161 +370,19 @@
             </w:r>
           </w:p>
           <w:p>
-            <w:r>
+            <w:pPr>
               <w:rPr>
+                <w:b/>
+                <w:bCs/>
+              </w:rPr>
+            </w:pPr>
+            <w:r>
+              <w:rPr>
+                <w:b/>
+                <w:bCs/>
                 <w:noProof/>
               </w:rPr>
-              <w:t xml:space="preserve">  </w:t>
-            </w:r>
-            <w:r>
-              <w:rPr>
-                <w:noProof/>
-              </w:rPr>
-              <w:drawing>
-                <wp:inline distT="0" distB="0" distL="0" distR="0" wp14:anchorId="119FDFD6" wp14:editId="1B0AB4E8">
-                  <wp:extent cx="914400" cy="914400"/>
-                  <wp:effectExtent l="0" t="0" r="0" b="0"/>
-                  <wp:docPr id="778915458" name="Imagem 2"/>
-                  <wp:cNvGraphicFramePr>
-                    <a:graphicFrameLocks xmlns:a="http://schemas.openxmlformats.org/drawingml/2006/main" noChangeAspect="1"/>
-                  </wp:cNvGraphicFramePr>
-                  <a:graphic xmlns:a="http://schemas.openxmlformats.org/drawingml/2006/main">
-                    <a:graphicData uri="http://schemas.openxmlformats.org/drawingml/2006/picture">
-                      <pic:pic xmlns:pic="http://schemas.openxmlformats.org/drawingml/2006/picture">
-                        <pic:nvPicPr>
-                          <pic:cNvPr id="1354754899" name="Imagem 1354754899"/>
-                          <pic:cNvPicPr/>
-                        </pic:nvPicPr>
-                        <pic:blipFill>
-                          <a:blip r:embed="rId4" cstate="print">
-                            <a:extLst>
-                              <a:ext uri="{28A0092B-C50C-407E-A947-70E740481C1C}">
-                                <a14:useLocalDpi xmlns:a14="http://schemas.microsoft.com/office/drawing/2010/main" val="0"/>
-                              </a:ext>
-                            </a:extLst>
-                          </a:blip>
-                          <a:stretch>
-                            <a:fillRect/>
-                          </a:stretch>
-                        </pic:blipFill>
-                        <pic:spPr>
-                          <a:xfrm>
-                            <a:off x="0" y="0"/>
-                            <a:ext cx="914400" cy="914400"/>
-                          </a:xfrm>
-                          <a:prstGeom prst="rect">
-                            <a:avLst/>
-                          </a:prstGeom>
-                        </pic:spPr>
-                      </pic:pic>
-                    </a:graphicData>
-                  </a:graphic>
-                </wp:inline>
-              </w:drawing>
-            </w:r>
-            <w:r>
-              <w:rPr>
-                <w:noProof/>
-              </w:rPr>
-              <w:t xml:space="preserve">            </w:t>
-            </w:r>
-            <w:r>
-              <w:rPr>
-                <w:noProof/>
-              </w:rPr>
-              <w:drawing>
-                <wp:inline distT="0" distB="0" distL="0" distR="0" wp14:anchorId="5CF6D294" wp14:editId="0146FAA8">
-                  <wp:extent cx="904875" cy="904875"/>
-                  <wp:effectExtent l="0" t="0" r="9525" b="9525"/>
-                  <wp:docPr id="1202377656" name="Imagem 1"/>
-                  <wp:cNvGraphicFramePr>
-                    <a:graphicFrameLocks xmlns:a="http://schemas.openxmlformats.org/drawingml/2006/main" noChangeAspect="1"/>
-                  </wp:cNvGraphicFramePr>
-                  <a:graphic xmlns:a="http://schemas.openxmlformats.org/drawingml/2006/main">
-                    <a:graphicData uri="http://schemas.openxmlformats.org/drawingml/2006/picture">
-                      <pic:pic xmlns:pic="http://schemas.openxmlformats.org/drawingml/2006/picture">
-                        <pic:nvPicPr>
-                          <pic:cNvPr id="2093552647" name="Imagem 2093552647"/>
-                          <pic:cNvPicPr/>
-                        </pic:nvPicPr>
-                        <pic:blipFill>
-                          <a:blip r:embed="rId5" cstate="print">
-                            <a:extLst>
-                              <a:ext uri="{28A0092B-C50C-407E-A947-70E740481C1C}">
-                                <a14:useLocalDpi xmlns:a14="http://schemas.microsoft.com/office/drawing/2010/main" val="0"/>
-                              </a:ext>
-                            </a:extLst>
-                          </a:blip>
-                          <a:stretch>
-                            <a:fillRect/>
-                          </a:stretch>
-                        </pic:blipFill>
-                        <pic:spPr>
-                          <a:xfrm>
-                            <a:off x="0" y="0"/>
-                            <a:ext cx="904916" cy="904916"/>
-                          </a:xfrm>
-                          <a:prstGeom prst="rect">
-                            <a:avLst/>
-                          </a:prstGeom>
-                        </pic:spPr>
-                      </pic:pic>
-                    </a:graphicData>
-                  </a:graphic>
-                </wp:inline>
-              </w:drawing>
-            </w:r>
-            <w:r>
-              <w:rPr>
-                <w:noProof/>
-              </w:rPr>
-              <w:t xml:space="preserve">              </w:t>
-            </w:r>
-            <w:r>
-              <w:rPr>
-                <w:noProof/>
-              </w:rPr>
-              <w:drawing>
-                <wp:inline distT="0" distB="0" distL="0" distR="0" wp14:anchorId="0F211475" wp14:editId="28DEAAB0">
-                  <wp:extent cx="885825" cy="885825"/>
-                  <wp:effectExtent l="0" t="0" r="9525" b="9525"/>
-                  <wp:docPr id="816179717" name="Imagem 3"/>
-                  <wp:cNvGraphicFramePr>
-                    <a:graphicFrameLocks xmlns:a="http://schemas.openxmlformats.org/drawingml/2006/main" noChangeAspect="1"/>
-                  </wp:cNvGraphicFramePr>
-                  <a:graphic xmlns:a="http://schemas.openxmlformats.org/drawingml/2006/main">
-                    <a:graphicData uri="http://schemas.openxmlformats.org/drawingml/2006/picture">
-                      <pic:pic xmlns:pic="http://schemas.openxmlformats.org/drawingml/2006/picture">
-                        <pic:nvPicPr>
-                          <pic:cNvPr id="1613420082" name="Imagem 1613420082"/>
-                          <pic:cNvPicPr/>
-                        </pic:nvPicPr>
-                        <pic:blipFill>
-                          <a:blip r:embed="rId6" cstate="print">
-                            <a:extLst>
-                              <a:ext uri="{28A0092B-C50C-407E-A947-70E740481C1C}">
-                                <a14:useLocalDpi xmlns:a14="http://schemas.microsoft.com/office/drawing/2010/main" val="0"/>
-                              </a:ext>
-                            </a:extLst>
-                          </a:blip>
-                          <a:stretch>
-                            <a:fillRect/>
-                          </a:stretch>
-                        </pic:blipFill>
-                        <pic:spPr>
-                          <a:xfrm>
-                            <a:off x="0" y="0"/>
-                            <a:ext cx="885839" cy="885839"/>
-                          </a:xfrm>
-                          <a:prstGeom prst="rect">
-                            <a:avLst/>
-                          </a:prstGeom>
-                        </pic:spPr>
-                      </pic:pic>
-                    </a:graphicData>
-                  </a:graphic>
-                </wp:inline>
-              </w:drawing>
+              <w:t>2 Rodízios Maffi          Kit de Barbear             Kit de Perfume</w:t>
             </w:r>
           </w:p>
         </w:tc>
@@ -642,7 +400,16 @@
               <w:t xml:space="preserve">Sorteio: </w:t>
             </w:r>
             <w:r>
-              <w:t>16/05/2026</w:t>
+              <w:t>8</w:t>
+            </w:r>
+            <w:r>
+              <w:t>/</w:t>
+            </w:r>
+            <w:r>
+              <w:t>8</w:t>
+            </w:r>
+            <w:r>
+              <w:t>/2026</w:t>
             </w:r>
             <w:r>
               <w:t xml:space="preserve"> Lotérica Federal</w:t>
@@ -658,7 +425,16 @@
               <w:t xml:space="preserve">Sorteio: </w:t>
             </w:r>
             <w:r>
-              <w:t>16/05/2026</w:t>
+              <w:t>8</w:t>
+            </w:r>
+            <w:r>
+              <w:t>/</w:t>
+            </w:r>
+            <w:r>
+              <w:t>8</w:t>
+            </w:r>
+            <w:r>
+              <w:t>/2026</w:t>
             </w:r>
             <w:r>
               <w:t xml:space="preserve"> Lotérica Federal</w:t>
@@ -692,6 +468,7 @@
         </w:tc>
       </w:tr>
     </w:tbl>
+    <w:p/>
     <w:p/>
     <w:tbl>
       <w:tblPr>
@@ -812,157 +589,214 @@
               <w:rPr>
                 <w:noProof/>
               </w:rPr>
-              <w:t xml:space="preserve">  </w:t>
-            </w:r>
+              <w:t>2 Rodízios Maffi          Kit de Barbear             Kit de Perfume</w:t>
+            </w:r>
+          </w:p>
+        </w:tc>
+      </w:tr>
+      <w:tr>
+        <w:trPr>
+          <w:trHeight w:val="340"/>
+        </w:trPr>
+        <w:tc>
+          <w:tcPr>
+            <w:tcW w:w="4248" w:type="dxa"/>
+          </w:tcPr>
+          <w:p>
+            <w:r>
+              <w:t xml:space="preserve">Sorteio: </w:t>
+            </w:r>
+            <w:r>
+              <w:t>8</w:t>
+            </w:r>
+            <w:r>
+              <w:t>/</w:t>
+            </w:r>
+            <w:r>
+              <w:t>8</w:t>
+            </w:r>
+            <w:r>
+              <w:t>/2026</w:t>
+            </w:r>
+            <w:r>
+              <w:t xml:space="preserve"> Lotérica Federal</w:t>
+            </w:r>
+          </w:p>
+        </w:tc>
+        <w:tc>
+          <w:tcPr>
+            <w:tcW w:w="6208" w:type="dxa"/>
+          </w:tcPr>
+          <w:p>
+            <w:r>
+              <w:t xml:space="preserve">Sorteio: </w:t>
+            </w:r>
+            <w:r>
+              <w:t>8</w:t>
+            </w:r>
+            <w:r>
+              <w:t>/</w:t>
+            </w:r>
+            <w:r>
+              <w:t>8</w:t>
+            </w:r>
+            <w:r>
+              <w:t>/2026</w:t>
+            </w:r>
+            <w:r>
+              <w:t xml:space="preserve"> Lotérica Federal</w:t>
+            </w:r>
+          </w:p>
+        </w:tc>
+      </w:tr>
+      <w:tr>
+        <w:trPr>
+          <w:trHeight w:val="340"/>
+        </w:trPr>
+        <w:tc>
+          <w:tcPr>
+            <w:tcW w:w="4248" w:type="dxa"/>
+          </w:tcPr>
+          <w:p>
+            <w:r>
+              <w:t>Chave Pix: 047.3160.290-39</w:t>
+            </w:r>
+          </w:p>
+        </w:tc>
+        <w:tc>
+          <w:tcPr>
+            <w:tcW w:w="6208" w:type="dxa"/>
+          </w:tcPr>
+          <w:p>
+            <w:r>
+              <w:t>Chave Pix: 047.3160.290-39</w:t>
+            </w:r>
+          </w:p>
+        </w:tc>
+      </w:tr>
+    </w:tbl>
+    <w:p/>
+    <w:p/>
+    <w:tbl>
+      <w:tblPr>
+        <w:tblStyle w:val="Tabelacomgrade"/>
+        <w:tblW w:w="0" w:type="auto"/>
+        <w:tblLook w:val="04A0" w:firstRow="1" w:lastRow="0" w:firstColumn="1" w:lastColumn="0" w:noHBand="0" w:noVBand="1"/>
+      </w:tblPr>
+      <w:tblGrid>
+        <w:gridCol w:w="4248"/>
+        <w:gridCol w:w="6208"/>
+      </w:tblGrid>
+      <w:tr>
+        <w:trPr>
+          <w:trHeight w:val="340"/>
+        </w:trPr>
+        <w:tc>
+          <w:tcPr>
+            <w:tcW w:w="4248" w:type="dxa"/>
+          </w:tcPr>
+          <w:p>
+            <w:r>
+              <w:t xml:space="preserve">                           Rifa Solidária</w:t>
+            </w:r>
+          </w:p>
+          <w:p>
+            <w:r>
+              <w:t>Nº: ________                          Valor: R$ 5,00</w:t>
+            </w:r>
+          </w:p>
+        </w:tc>
+        <w:tc>
+          <w:tcPr>
+            <w:tcW w:w="6208" w:type="dxa"/>
+          </w:tcPr>
+          <w:p>
+            <w:r>
+              <w:t xml:space="preserve">                                            Rifa Solidária </w:t>
+            </w:r>
+          </w:p>
+          <w:p>
+            <w:r>
+              <w:t>Nº: __________                                                      Valor: R$ 5,00</w:t>
+            </w:r>
+          </w:p>
+        </w:tc>
+      </w:tr>
+      <w:tr>
+        <w:trPr>
+          <w:trHeight w:val="340"/>
+        </w:trPr>
+        <w:tc>
+          <w:tcPr>
+            <w:tcW w:w="4248" w:type="dxa"/>
+          </w:tcPr>
+          <w:p>
+            <w:r>
+              <w:t>Nome:</w:t>
+            </w:r>
+          </w:p>
+        </w:tc>
+        <w:tc>
+          <w:tcPr>
+            <w:tcW w:w="6208" w:type="dxa"/>
+          </w:tcPr>
+          <w:p/>
+        </w:tc>
+      </w:tr>
+      <w:tr>
+        <w:trPr>
+          <w:trHeight w:val="340"/>
+        </w:trPr>
+        <w:tc>
+          <w:tcPr>
+            <w:tcW w:w="4248" w:type="dxa"/>
+          </w:tcPr>
+          <w:p>
+            <w:r>
+              <w:t>Celular:</w:t>
+            </w:r>
+          </w:p>
+        </w:tc>
+        <w:tc>
+          <w:tcPr>
+            <w:tcW w:w="6208" w:type="dxa"/>
+          </w:tcPr>
+          <w:p>
+            <w:r>
+              <w:t>Esta Rifa foi criada com o objetivo de ajudar ao tratamento de saúde</w:t>
+            </w:r>
+          </w:p>
+        </w:tc>
+      </w:tr>
+      <w:tr>
+        <w:trPr>
+          <w:trHeight w:val="340"/>
+        </w:trPr>
+        <w:tc>
+          <w:tcPr>
+            <w:tcW w:w="4248" w:type="dxa"/>
+          </w:tcPr>
+          <w:p>
+            <w:r>
+              <w:t>Anotações:</w:t>
+            </w:r>
+          </w:p>
+        </w:tc>
+        <w:tc>
+          <w:tcPr>
+            <w:tcW w:w="6208" w:type="dxa"/>
+          </w:tcPr>
+          <w:p>
+            <w:r>
+              <w:t xml:space="preserve">  1º Prêmio                         2º Prêmio                       3º Prêmio</w:t>
+            </w:r>
+          </w:p>
+          <w:p>
             <w:r>
               <w:rPr>
                 <w:noProof/>
               </w:rPr>
-              <w:drawing>
-                <wp:inline distT="0" distB="0" distL="0" distR="0" wp14:anchorId="17F265C0" wp14:editId="2E37AC6D">
-                  <wp:extent cx="914400" cy="914400"/>
-                  <wp:effectExtent l="0" t="0" r="0" b="0"/>
-                  <wp:docPr id="827743912" name="Imagem 2"/>
-                  <wp:cNvGraphicFramePr>
-                    <a:graphicFrameLocks xmlns:a="http://schemas.openxmlformats.org/drawingml/2006/main" noChangeAspect="1"/>
-                  </wp:cNvGraphicFramePr>
-                  <a:graphic xmlns:a="http://schemas.openxmlformats.org/drawingml/2006/main">
-                    <a:graphicData uri="http://schemas.openxmlformats.org/drawingml/2006/picture">
-                      <pic:pic xmlns:pic="http://schemas.openxmlformats.org/drawingml/2006/picture">
-                        <pic:nvPicPr>
-                          <pic:cNvPr id="1354754899" name="Imagem 1354754899"/>
-                          <pic:cNvPicPr/>
-                        </pic:nvPicPr>
-                        <pic:blipFill>
-                          <a:blip r:embed="rId4" cstate="print">
-                            <a:extLst>
-                              <a:ext uri="{28A0092B-C50C-407E-A947-70E740481C1C}">
-                                <a14:useLocalDpi xmlns:a14="http://schemas.microsoft.com/office/drawing/2010/main" val="0"/>
-                              </a:ext>
-                            </a:extLst>
-                          </a:blip>
-                          <a:stretch>
-                            <a:fillRect/>
-                          </a:stretch>
-                        </pic:blipFill>
-                        <pic:spPr>
-                          <a:xfrm>
-                            <a:off x="0" y="0"/>
-                            <a:ext cx="914400" cy="914400"/>
-                          </a:xfrm>
-                          <a:prstGeom prst="rect">
-                            <a:avLst/>
-                          </a:prstGeom>
-                        </pic:spPr>
-                      </pic:pic>
-                    </a:graphicData>
-                  </a:graphic>
-                </wp:inline>
-              </w:drawing>
-            </w:r>
-            <w:r>
-              <w:rPr>
-                <w:noProof/>
-              </w:rPr>
-              <w:t xml:space="preserve">            </w:t>
-            </w:r>
-            <w:r>
-              <w:rPr>
-                <w:noProof/>
-              </w:rPr>
-              <w:drawing>
-                <wp:inline distT="0" distB="0" distL="0" distR="0" wp14:anchorId="41689D6D" wp14:editId="20D533F9">
-                  <wp:extent cx="904875" cy="904875"/>
-                  <wp:effectExtent l="0" t="0" r="9525" b="9525"/>
-                  <wp:docPr id="1437277619" name="Imagem 1"/>
-                  <wp:cNvGraphicFramePr>
-                    <a:graphicFrameLocks xmlns:a="http://schemas.openxmlformats.org/drawingml/2006/main" noChangeAspect="1"/>
-                  </wp:cNvGraphicFramePr>
-                  <a:graphic xmlns:a="http://schemas.openxmlformats.org/drawingml/2006/main">
-                    <a:graphicData uri="http://schemas.openxmlformats.org/drawingml/2006/picture">
-                      <pic:pic xmlns:pic="http://schemas.openxmlformats.org/drawingml/2006/picture">
-                        <pic:nvPicPr>
-                          <pic:cNvPr id="2093552647" name="Imagem 2093552647"/>
-                          <pic:cNvPicPr/>
-                        </pic:nvPicPr>
-                        <pic:blipFill>
-                          <a:blip r:embed="rId5" cstate="print">
-                            <a:extLst>
-                              <a:ext uri="{28A0092B-C50C-407E-A947-70E740481C1C}">
-                                <a14:useLocalDpi xmlns:a14="http://schemas.microsoft.com/office/drawing/2010/main" val="0"/>
-                              </a:ext>
-                            </a:extLst>
-                          </a:blip>
-                          <a:stretch>
-                            <a:fillRect/>
-                          </a:stretch>
-                        </pic:blipFill>
-                        <pic:spPr>
-                          <a:xfrm>
-                            <a:off x="0" y="0"/>
-                            <a:ext cx="904916" cy="904916"/>
-                          </a:xfrm>
-                          <a:prstGeom prst="rect">
-                            <a:avLst/>
-                          </a:prstGeom>
-                        </pic:spPr>
-                      </pic:pic>
-                    </a:graphicData>
-                  </a:graphic>
-                </wp:inline>
-              </w:drawing>
-            </w:r>
-            <w:r>
-              <w:rPr>
-                <w:noProof/>
-              </w:rPr>
-              <w:t xml:space="preserve">              </w:t>
-            </w:r>
-            <w:r>
-              <w:rPr>
-                <w:noProof/>
-              </w:rPr>
-              <w:drawing>
-                <wp:inline distT="0" distB="0" distL="0" distR="0" wp14:anchorId="05A69C61" wp14:editId="47A5059D">
-                  <wp:extent cx="885825" cy="885825"/>
-                  <wp:effectExtent l="0" t="0" r="9525" b="9525"/>
-                  <wp:docPr id="571595335" name="Imagem 3"/>
-                  <wp:cNvGraphicFramePr>
-                    <a:graphicFrameLocks xmlns:a="http://schemas.openxmlformats.org/drawingml/2006/main" noChangeAspect="1"/>
-                  </wp:cNvGraphicFramePr>
-                  <a:graphic xmlns:a="http://schemas.openxmlformats.org/drawingml/2006/main">
-                    <a:graphicData uri="http://schemas.openxmlformats.org/drawingml/2006/picture">
-                      <pic:pic xmlns:pic="http://schemas.openxmlformats.org/drawingml/2006/picture">
-                        <pic:nvPicPr>
-                          <pic:cNvPr id="1613420082" name="Imagem 1613420082"/>
-                          <pic:cNvPicPr/>
-                        </pic:nvPicPr>
-                        <pic:blipFill>
-                          <a:blip r:embed="rId6" cstate="print">
-                            <a:extLst>
-                              <a:ext uri="{28A0092B-C50C-407E-A947-70E740481C1C}">
-                                <a14:useLocalDpi xmlns:a14="http://schemas.microsoft.com/office/drawing/2010/main" val="0"/>
-                              </a:ext>
-                            </a:extLst>
-                          </a:blip>
-                          <a:stretch>
-                            <a:fillRect/>
-                          </a:stretch>
-                        </pic:blipFill>
-                        <pic:spPr>
-                          <a:xfrm>
-                            <a:off x="0" y="0"/>
-                            <a:ext cx="885839" cy="885839"/>
-                          </a:xfrm>
-                          <a:prstGeom prst="rect">
-                            <a:avLst/>
-                          </a:prstGeom>
-                        </pic:spPr>
-                      </pic:pic>
-                    </a:graphicData>
-                  </a:graphic>
-                </wp:inline>
-              </w:drawing>
+              <w:t>2 Rodízios Maffi          Kit de Barbear             Kit de Perfume</w:t>
             </w:r>
           </w:p>
         </w:tc>
@@ -980,7 +814,16 @@
               <w:t xml:space="preserve">Sorteio: </w:t>
             </w:r>
             <w:r>
-              <w:t>16/05/2026</w:t>
+              <w:t>8</w:t>
+            </w:r>
+            <w:r>
+              <w:t>/0</w:t>
+            </w:r>
+            <w:r>
+              <w:t>8</w:t>
+            </w:r>
+            <w:r>
+              <w:t>/2026</w:t>
             </w:r>
             <w:r>
               <w:t xml:space="preserve"> Lotérica Federal</w:t>
@@ -996,7 +839,16 @@
               <w:t xml:space="preserve">Sorteio: </w:t>
             </w:r>
             <w:r>
-              <w:t>16/05/2026</w:t>
+              <w:t>8</w:t>
+            </w:r>
+            <w:r>
+              <w:t>/</w:t>
+            </w:r>
+            <w:r>
+              <w:t>8</w:t>
+            </w:r>
+            <w:r>
+              <w:t>/2026</w:t>
             </w:r>
             <w:r>
               <w:t xml:space="preserve"> Lotérica Federal</w:t>
@@ -1030,7 +882,6 @@
         </w:tc>
       </w:tr>
     </w:tbl>
-    <w:p/>
     <w:p/>
     <w:sectPr>
       <w:pgSz w:w="11906" w:h="16838"/>
@@ -1442,6 +1293,7 @@
   <w:style w:type="paragraph" w:default="1" w:styleId="Normal">
     <w:name w:val="Normal"/>
     <w:qFormat/>
+    <w:rsid w:val="006B5442"/>
   </w:style>
   <w:style w:type="paragraph" w:styleId="Ttulo1">
     <w:name w:val="heading 1"/>
@@ -1645,7 +1497,6 @@
   <w:style w:type="character" w:default="1" w:styleId="Fontepargpadro">
     <w:name w:val="Default Paragraph Font"/>
     <w:uiPriority w:val="1"/>
-    <w:semiHidden/>
     <w:unhideWhenUsed/>
   </w:style>
   <w:style w:type="table" w:default="1" w:styleId="Tabelanormal">

--- a/rifas.docx
+++ b/rifas.docx
@@ -238,17 +238,39 @@
           </w:tcPr>
           <w:p>
             <w:r>
-              <w:t>Chave Pix: 047.3160.290-39</w:t>
-            </w:r>
-          </w:p>
-        </w:tc>
-        <w:tc>
-          <w:tcPr>
-            <w:tcW w:w="6208" w:type="dxa"/>
-          </w:tcPr>
-          <w:p>
-            <w:r>
-              <w:t>Chave Pix: 047.3160.290-39</w:t>
+              <w:t xml:space="preserve">Chave Pix: </w:t>
+            </w:r>
+            <w:r>
+              <w:t>380.783.090-15</w:t>
+            </w:r>
+          </w:p>
+          <w:p>
+            <w:r>
+              <w:t xml:space="preserve">Chave Pix: </w:t>
+            </w:r>
+            <w:r>
+              <w:t>018.541.620-98</w:t>
+            </w:r>
+          </w:p>
+        </w:tc>
+        <w:tc>
+          <w:tcPr>
+            <w:tcW w:w="6208" w:type="dxa"/>
+          </w:tcPr>
+          <w:p>
+            <w:r>
+              <w:t xml:space="preserve">Chave Pix: </w:t>
+            </w:r>
+            <w:r>
+              <w:t>380.783.090-15</w:t>
+            </w:r>
+          </w:p>
+          <w:p>
+            <w:r>
+              <w:t xml:space="preserve">Chave Pix: </w:t>
+            </w:r>
+            <w:r>
+              <w:t>018.541.620-98</w:t>
             </w:r>
           </w:p>
         </w:tc>
@@ -370,39 +392,66 @@
             </w:r>
           </w:p>
           <w:p>
-            <w:pPr>
-              <w:rPr>
-                <w:b/>
-                <w:bCs/>
-              </w:rPr>
-            </w:pPr>
             <w:r>
               <w:rPr>
                 <w:b/>
                 <w:bCs/>
                 <w:noProof/>
               </w:rPr>
-              <w:t>2 Rodízios Maffi          Kit de Barbear             Kit de Perfume</w:t>
-            </w:r>
-          </w:p>
-        </w:tc>
-      </w:tr>
-      <w:tr>
-        <w:trPr>
-          <w:trHeight w:val="340"/>
-        </w:trPr>
-        <w:tc>
-          <w:tcPr>
-            <w:tcW w:w="4248" w:type="dxa"/>
-          </w:tcPr>
-          <w:p>
-            <w:r>
-              <w:t xml:space="preserve">Sorteio: </w:t>
+              <w:t>2 Rodízios Maffi</w:t>
+            </w:r>
+            <w:r>
+              <w:rPr>
+                <w:noProof/>
+              </w:rPr>
+              <w:t xml:space="preserve">          </w:t>
+            </w:r>
+            <w:r>
+              <w:rPr>
+                <w:b/>
+                <w:bCs/>
+                <w:noProof/>
+              </w:rPr>
+              <w:t>Kit de Barbear             Kit de Perfume</w:t>
+            </w:r>
+          </w:p>
+        </w:tc>
+      </w:tr>
+      <w:tr>
+        <w:trPr>
+          <w:trHeight w:val="340"/>
+        </w:trPr>
+        <w:tc>
+          <w:tcPr>
+            <w:tcW w:w="4248" w:type="dxa"/>
+          </w:tcPr>
+          <w:p>
+            <w:r>
+              <w:t>Sorteio: 8</w:t>
+            </w:r>
+            <w:r>
+              <w:t>/</w:t>
             </w:r>
             <w:r>
               <w:t>8</w:t>
             </w:r>
             <w:r>
+              <w:t>/2026</w:t>
+            </w:r>
+            <w:r>
+              <w:t xml:space="preserve"> Lotérica Federal</w:t>
+            </w:r>
+          </w:p>
+        </w:tc>
+        <w:tc>
+          <w:tcPr>
+            <w:tcW w:w="6208" w:type="dxa"/>
+          </w:tcPr>
+          <w:p>
+            <w:r>
+              <w:t>Sorteio: 8</w:t>
+            </w:r>
+            <w:r>
               <w:t>/</w:t>
             </w:r>
             <w:r>
@@ -416,59 +465,55 @@
             </w:r>
           </w:p>
         </w:tc>
-        <w:tc>
-          <w:tcPr>
-            <w:tcW w:w="6208" w:type="dxa"/>
-          </w:tcPr>
-          <w:p>
-            <w:r>
-              <w:t xml:space="preserve">Sorteio: </w:t>
-            </w:r>
-            <w:r>
-              <w:t>8</w:t>
-            </w:r>
-            <w:r>
-              <w:t>/</w:t>
-            </w:r>
-            <w:r>
-              <w:t>8</w:t>
-            </w:r>
-            <w:r>
-              <w:t>/2026</w:t>
-            </w:r>
-            <w:r>
-              <w:t xml:space="preserve"> Lotérica Federal</w:t>
-            </w:r>
-          </w:p>
-        </w:tc>
-      </w:tr>
-      <w:tr>
-        <w:trPr>
-          <w:trHeight w:val="340"/>
-        </w:trPr>
-        <w:tc>
-          <w:tcPr>
-            <w:tcW w:w="4248" w:type="dxa"/>
-          </w:tcPr>
-          <w:p>
-            <w:r>
-              <w:t>Chave Pix: 047.3160.290-39</w:t>
-            </w:r>
-          </w:p>
-        </w:tc>
-        <w:tc>
-          <w:tcPr>
-            <w:tcW w:w="6208" w:type="dxa"/>
-          </w:tcPr>
-          <w:p>
-            <w:r>
-              <w:t>Chave Pix: 047.3160.290-39</w:t>
+      </w:tr>
+      <w:tr>
+        <w:trPr>
+          <w:trHeight w:val="340"/>
+        </w:trPr>
+        <w:tc>
+          <w:tcPr>
+            <w:tcW w:w="4248" w:type="dxa"/>
+          </w:tcPr>
+          <w:p>
+            <w:r>
+              <w:t xml:space="preserve">Chave Pix: </w:t>
+            </w:r>
+            <w:r>
+              <w:t>380.783.090-15</w:t>
+            </w:r>
+          </w:p>
+          <w:p>
+            <w:r>
+              <w:t xml:space="preserve">Chave Pix: </w:t>
+            </w:r>
+            <w:r>
+              <w:t>018.541.620-98</w:t>
+            </w:r>
+          </w:p>
+        </w:tc>
+        <w:tc>
+          <w:tcPr>
+            <w:tcW w:w="6208" w:type="dxa"/>
+          </w:tcPr>
+          <w:p>
+            <w:r>
+              <w:t xml:space="preserve">Chave Pix: </w:t>
+            </w:r>
+            <w:r>
+              <w:t>380.783.090-15</w:t>
+            </w:r>
+          </w:p>
+          <w:p>
+            <w:r>
+              <w:t xml:space="preserve">Chave Pix: </w:t>
+            </w:r>
+            <w:r>
+              <w:t>018.541.620-98</w:t>
             </w:r>
           </w:p>
         </w:tc>
       </w:tr>
     </w:tbl>
-    <w:p/>
     <w:p/>
     <w:tbl>
       <w:tblPr>
@@ -587,29 +632,64 @@
           <w:p>
             <w:r>
               <w:rPr>
+                <w:b/>
+                <w:bCs/>
                 <w:noProof/>
               </w:rPr>
-              <w:t>2 Rodízios Maffi          Kit de Barbear             Kit de Perfume</w:t>
-            </w:r>
-          </w:p>
-        </w:tc>
-      </w:tr>
-      <w:tr>
-        <w:trPr>
-          <w:trHeight w:val="340"/>
-        </w:trPr>
-        <w:tc>
-          <w:tcPr>
-            <w:tcW w:w="4248" w:type="dxa"/>
-          </w:tcPr>
-          <w:p>
-            <w:r>
-              <w:t xml:space="preserve">Sorteio: </w:t>
+              <w:t>2 Rodízios Maffi</w:t>
+            </w:r>
+            <w:r>
+              <w:rPr>
+                <w:noProof/>
+              </w:rPr>
+              <w:t xml:space="preserve">          </w:t>
+            </w:r>
+            <w:r>
+              <w:rPr>
+                <w:b/>
+                <w:bCs/>
+                <w:noProof/>
+              </w:rPr>
+              <w:t>Kit de Barbear             Kit de Perfume</w:t>
+            </w:r>
+          </w:p>
+        </w:tc>
+      </w:tr>
+      <w:tr>
+        <w:trPr>
+          <w:trHeight w:val="340"/>
+        </w:trPr>
+        <w:tc>
+          <w:tcPr>
+            <w:tcW w:w="4248" w:type="dxa"/>
+          </w:tcPr>
+          <w:p>
+            <w:r>
+              <w:t>Sorteio: 8</w:t>
+            </w:r>
+            <w:r>
+              <w:t>/</w:t>
             </w:r>
             <w:r>
               <w:t>8</w:t>
             </w:r>
             <w:r>
+              <w:t>/2026</w:t>
+            </w:r>
+            <w:r>
+              <w:t xml:space="preserve"> Lotérica Federal</w:t>
+            </w:r>
+          </w:p>
+        </w:tc>
+        <w:tc>
+          <w:tcPr>
+            <w:tcW w:w="6208" w:type="dxa"/>
+          </w:tcPr>
+          <w:p>
+            <w:r>
+              <w:t>Sorteio: 8</w:t>
+            </w:r>
+            <w:r>
               <w:t>/</w:t>
             </w:r>
             <w:r>
@@ -623,59 +703,55 @@
             </w:r>
           </w:p>
         </w:tc>
-        <w:tc>
-          <w:tcPr>
-            <w:tcW w:w="6208" w:type="dxa"/>
-          </w:tcPr>
-          <w:p>
-            <w:r>
-              <w:t xml:space="preserve">Sorteio: </w:t>
-            </w:r>
-            <w:r>
-              <w:t>8</w:t>
-            </w:r>
-            <w:r>
-              <w:t>/</w:t>
-            </w:r>
-            <w:r>
-              <w:t>8</w:t>
-            </w:r>
-            <w:r>
-              <w:t>/2026</w:t>
-            </w:r>
-            <w:r>
-              <w:t xml:space="preserve"> Lotérica Federal</w:t>
-            </w:r>
-          </w:p>
-        </w:tc>
-      </w:tr>
-      <w:tr>
-        <w:trPr>
-          <w:trHeight w:val="340"/>
-        </w:trPr>
-        <w:tc>
-          <w:tcPr>
-            <w:tcW w:w="4248" w:type="dxa"/>
-          </w:tcPr>
-          <w:p>
-            <w:r>
-              <w:t>Chave Pix: 047.3160.290-39</w:t>
-            </w:r>
-          </w:p>
-        </w:tc>
-        <w:tc>
-          <w:tcPr>
-            <w:tcW w:w="6208" w:type="dxa"/>
-          </w:tcPr>
-          <w:p>
-            <w:r>
-              <w:t>Chave Pix: 047.3160.290-39</w:t>
+      </w:tr>
+      <w:tr>
+        <w:trPr>
+          <w:trHeight w:val="340"/>
+        </w:trPr>
+        <w:tc>
+          <w:tcPr>
+            <w:tcW w:w="4248" w:type="dxa"/>
+          </w:tcPr>
+          <w:p>
+            <w:r>
+              <w:t xml:space="preserve">Chave Pix: </w:t>
+            </w:r>
+            <w:r>
+              <w:t>380.783.090-15</w:t>
+            </w:r>
+          </w:p>
+          <w:p>
+            <w:r>
+              <w:t xml:space="preserve">Chave Pix: </w:t>
+            </w:r>
+            <w:r>
+              <w:t>018.541.620-98</w:t>
+            </w:r>
+          </w:p>
+        </w:tc>
+        <w:tc>
+          <w:tcPr>
+            <w:tcW w:w="6208" w:type="dxa"/>
+          </w:tcPr>
+          <w:p>
+            <w:r>
+              <w:t xml:space="preserve">Chave Pix: </w:t>
+            </w:r>
+            <w:r>
+              <w:t>380.783.090-15</w:t>
+            </w:r>
+          </w:p>
+          <w:p>
+            <w:r>
+              <w:t xml:space="preserve">Chave Pix: </w:t>
+            </w:r>
+            <w:r>
+              <w:t>018.541.620-98</w:t>
             </w:r>
           </w:p>
         </w:tc>
       </w:tr>
     </w:tbl>
-    <w:p/>
     <w:p/>
     <w:tbl>
       <w:tblPr>
@@ -794,30 +870,65 @@
           <w:p>
             <w:r>
               <w:rPr>
+                <w:b/>
+                <w:bCs/>
                 <w:noProof/>
               </w:rPr>
-              <w:t>2 Rodízios Maffi          Kit de Barbear             Kit de Perfume</w:t>
-            </w:r>
-          </w:p>
-        </w:tc>
-      </w:tr>
-      <w:tr>
-        <w:trPr>
-          <w:trHeight w:val="340"/>
-        </w:trPr>
-        <w:tc>
-          <w:tcPr>
-            <w:tcW w:w="4248" w:type="dxa"/>
-          </w:tcPr>
-          <w:p>
-            <w:r>
-              <w:t xml:space="preserve">Sorteio: </w:t>
+              <w:t>2 Rodízios Maffi</w:t>
+            </w:r>
+            <w:r>
+              <w:rPr>
+                <w:noProof/>
+              </w:rPr>
+              <w:t xml:space="preserve">          </w:t>
+            </w:r>
+            <w:r>
+              <w:rPr>
+                <w:b/>
+                <w:bCs/>
+                <w:noProof/>
+              </w:rPr>
+              <w:t>Kit de Barbear             Kit de Perfume</w:t>
+            </w:r>
+          </w:p>
+        </w:tc>
+      </w:tr>
+      <w:tr>
+        <w:trPr>
+          <w:trHeight w:val="340"/>
+        </w:trPr>
+        <w:tc>
+          <w:tcPr>
+            <w:tcW w:w="4248" w:type="dxa"/>
+          </w:tcPr>
+          <w:p>
+            <w:r>
+              <w:t>Sorteio: 8</w:t>
+            </w:r>
+            <w:r>
+              <w:t>/</w:t>
             </w:r>
             <w:r>
               <w:t>8</w:t>
             </w:r>
             <w:r>
-              <w:t>/0</w:t>
+              <w:t>/2026</w:t>
+            </w:r>
+            <w:r>
+              <w:t xml:space="preserve"> Lotérica Federal</w:t>
+            </w:r>
+          </w:p>
+        </w:tc>
+        <w:tc>
+          <w:tcPr>
+            <w:tcW w:w="6208" w:type="dxa"/>
+          </w:tcPr>
+          <w:p>
+            <w:r>
+              <w:t>Sorteio: 8</w:t>
+            </w:r>
+            <w:r>
+              <w:t>/</w:t>
             </w:r>
             <w:r>
               <w:t>8</w:t>
@@ -830,58 +941,56 @@
             </w:r>
           </w:p>
         </w:tc>
-        <w:tc>
-          <w:tcPr>
-            <w:tcW w:w="6208" w:type="dxa"/>
-          </w:tcPr>
-          <w:p>
-            <w:r>
-              <w:t xml:space="preserve">Sorteio: </w:t>
-            </w:r>
-            <w:r>
-              <w:t>8</w:t>
-            </w:r>
-            <w:r>
-              <w:t>/</w:t>
-            </w:r>
-            <w:r>
-              <w:t>8</w:t>
-            </w:r>
-            <w:r>
-              <w:t>/2026</w:t>
-            </w:r>
-            <w:r>
-              <w:t xml:space="preserve"> Lotérica Federal</w:t>
-            </w:r>
-          </w:p>
-        </w:tc>
-      </w:tr>
-      <w:tr>
-        <w:trPr>
-          <w:trHeight w:val="340"/>
-        </w:trPr>
-        <w:tc>
-          <w:tcPr>
-            <w:tcW w:w="4248" w:type="dxa"/>
-          </w:tcPr>
-          <w:p>
-            <w:r>
-              <w:t>Chave Pix: 047.3160.290-39</w:t>
-            </w:r>
-          </w:p>
-        </w:tc>
-        <w:tc>
-          <w:tcPr>
-            <w:tcW w:w="6208" w:type="dxa"/>
-          </w:tcPr>
-          <w:p>
-            <w:r>
-              <w:t>Chave Pix: 047.3160.290-39</w:t>
+      </w:tr>
+      <w:tr>
+        <w:trPr>
+          <w:trHeight w:val="340"/>
+        </w:trPr>
+        <w:tc>
+          <w:tcPr>
+            <w:tcW w:w="4248" w:type="dxa"/>
+          </w:tcPr>
+          <w:p>
+            <w:r>
+              <w:t xml:space="preserve">Chave Pix: </w:t>
+            </w:r>
+            <w:r>
+              <w:t>380.783.090-15</w:t>
+            </w:r>
+          </w:p>
+          <w:p>
+            <w:r>
+              <w:t xml:space="preserve">Chave Pix: </w:t>
+            </w:r>
+            <w:r>
+              <w:t>018.541.620-98</w:t>
+            </w:r>
+          </w:p>
+        </w:tc>
+        <w:tc>
+          <w:tcPr>
+            <w:tcW w:w="6208" w:type="dxa"/>
+          </w:tcPr>
+          <w:p>
+            <w:r>
+              <w:t xml:space="preserve">Chave Pix: </w:t>
+            </w:r>
+            <w:r>
+              <w:t>380.783.090-15</w:t>
+            </w:r>
+          </w:p>
+          <w:p>
+            <w:r>
+              <w:t xml:space="preserve">Chave Pix: </w:t>
+            </w:r>
+            <w:r>
+              <w:t>018.541.620-98</w:t>
             </w:r>
           </w:p>
         </w:tc>
       </w:tr>
     </w:tbl>
+    <w:p/>
     <w:p/>
     <w:sectPr>
       <w:pgSz w:w="11906" w:h="16838"/>
@@ -1293,7 +1402,7 @@
   <w:style w:type="paragraph" w:default="1" w:styleId="Normal">
     <w:name w:val="Normal"/>
     <w:qFormat/>
-    <w:rsid w:val="006B5442"/>
+    <w:rsid w:val="001602F9"/>
   </w:style>
   <w:style w:type="paragraph" w:styleId="Ttulo1">
     <w:name w:val="heading 1"/>

--- a/rifas.docx
+++ b/rifas.docx
@@ -186,9 +186,34 @@
               <w:t xml:space="preserve">Sorteio: </w:t>
             </w:r>
             <w:r>
+              <w:t>25</w:t>
+            </w:r>
+            <w:r>
+              <w:t>/</w:t>
+            </w:r>
+            <w:r>
               <w:t>8</w:t>
             </w:r>
             <w:r>
+              <w:t>/2026</w:t>
+            </w:r>
+            <w:r>
+              <w:t xml:space="preserve"> Lotérica Federal</w:t>
+            </w:r>
+          </w:p>
+        </w:tc>
+        <w:tc>
+          <w:tcPr>
+            <w:tcW w:w="6208" w:type="dxa"/>
+          </w:tcPr>
+          <w:p>
+            <w:r>
+              <w:t xml:space="preserve">Sorteio: </w:t>
+            </w:r>
+            <w:r>
+              <w:t>25</w:t>
+            </w:r>
+            <w:r>
               <w:t>/</w:t>
             </w:r>
             <w:r>
@@ -202,31 +227,6 @@
             </w:r>
           </w:p>
         </w:tc>
-        <w:tc>
-          <w:tcPr>
-            <w:tcW w:w="6208" w:type="dxa"/>
-          </w:tcPr>
-          <w:p>
-            <w:r>
-              <w:t xml:space="preserve">Sorteio: </w:t>
-            </w:r>
-            <w:r>
-              <w:t>8</w:t>
-            </w:r>
-            <w:r>
-              <w:t>/</w:t>
-            </w:r>
-            <w:r>
-              <w:t>8</w:t>
-            </w:r>
-            <w:r>
-              <w:t>/2026</w:t>
-            </w:r>
-            <w:r>
-              <w:t xml:space="preserve"> Lotérica Federal</w:t>
-            </w:r>
-          </w:p>
-        </w:tc>
       </w:tr>
       <w:tr>
         <w:trPr>
@@ -244,33 +244,17 @@
               <w:t>380.783.090-15</w:t>
             </w:r>
           </w:p>
+        </w:tc>
+        <w:tc>
+          <w:tcPr>
+            <w:tcW w:w="6208" w:type="dxa"/>
+          </w:tcPr>
           <w:p>
             <w:r>
               <w:t xml:space="preserve">Chave Pix: </w:t>
             </w:r>
             <w:r>
-              <w:t>018.541.620-98</w:t>
-            </w:r>
-          </w:p>
-        </w:tc>
-        <w:tc>
-          <w:tcPr>
-            <w:tcW w:w="6208" w:type="dxa"/>
-          </w:tcPr>
-          <w:p>
-            <w:r>
-              <w:t xml:space="preserve">Chave Pix: </w:t>
-            </w:r>
-            <w:r>
               <w:t>380.783.090-15</w:t>
-            </w:r>
-          </w:p>
-          <w:p>
-            <w:r>
-              <w:t xml:space="preserve">Chave Pix: </w:t>
-            </w:r>
-            <w:r>
-              <w:t>018.541.620-98</w:t>
             </w:r>
           </w:p>
         </w:tc>
@@ -427,7 +411,7 @@
           </w:tcPr>
           <w:p>
             <w:r>
-              <w:t>Sorteio: 8</w:t>
+              <w:t>Sorteio: 25</w:t>
             </w:r>
             <w:r>
               <w:t>/</w:t>
@@ -449,7 +433,7 @@
           </w:tcPr>
           <w:p>
             <w:r>
-              <w:t>Sorteio: 8</w:t>
+              <w:t>Sorteio: 25</w:t>
             </w:r>
             <w:r>
               <w:t>/</w:t>
@@ -482,33 +466,17 @@
               <w:t>380.783.090-15</w:t>
             </w:r>
           </w:p>
+        </w:tc>
+        <w:tc>
+          <w:tcPr>
+            <w:tcW w:w="6208" w:type="dxa"/>
+          </w:tcPr>
           <w:p>
             <w:r>
               <w:t xml:space="preserve">Chave Pix: </w:t>
             </w:r>
             <w:r>
-              <w:t>018.541.620-98</w:t>
-            </w:r>
-          </w:p>
-        </w:tc>
-        <w:tc>
-          <w:tcPr>
-            <w:tcW w:w="6208" w:type="dxa"/>
-          </w:tcPr>
-          <w:p>
-            <w:r>
-              <w:t xml:space="preserve">Chave Pix: </w:t>
-            </w:r>
-            <w:r>
               <w:t>380.783.090-15</w:t>
-            </w:r>
-          </w:p>
-          <w:p>
-            <w:r>
-              <w:t xml:space="preserve">Chave Pix: </w:t>
-            </w:r>
-            <w:r>
-              <w:t>018.541.620-98</w:t>
             </w:r>
           </w:p>
         </w:tc>
@@ -665,7 +633,7 @@
           </w:tcPr>
           <w:p>
             <w:r>
-              <w:t>Sorteio: 8</w:t>
+              <w:t>Sorteio: 25</w:t>
             </w:r>
             <w:r>
               <w:t>/</w:t>
@@ -687,7 +655,7 @@
           </w:tcPr>
           <w:p>
             <w:r>
-              <w:t>Sorteio: 8</w:t>
+              <w:t>Sorteio: 25</w:t>
             </w:r>
             <w:r>
               <w:t>/</w:t>
@@ -720,33 +688,17 @@
               <w:t>380.783.090-15</w:t>
             </w:r>
           </w:p>
+        </w:tc>
+        <w:tc>
+          <w:tcPr>
+            <w:tcW w:w="6208" w:type="dxa"/>
+          </w:tcPr>
           <w:p>
             <w:r>
               <w:t xml:space="preserve">Chave Pix: </w:t>
             </w:r>
             <w:r>
-              <w:t>018.541.620-98</w:t>
-            </w:r>
-          </w:p>
-        </w:tc>
-        <w:tc>
-          <w:tcPr>
-            <w:tcW w:w="6208" w:type="dxa"/>
-          </w:tcPr>
-          <w:p>
-            <w:r>
-              <w:t xml:space="preserve">Chave Pix: </w:t>
-            </w:r>
-            <w:r>
               <w:t>380.783.090-15</w:t>
-            </w:r>
-          </w:p>
-          <w:p>
-            <w:r>
-              <w:t xml:space="preserve">Chave Pix: </w:t>
-            </w:r>
-            <w:r>
-              <w:t>018.541.620-98</w:t>
             </w:r>
           </w:p>
         </w:tc>
@@ -903,7 +855,7 @@
           </w:tcPr>
           <w:p>
             <w:r>
-              <w:t>Sorteio: 8</w:t>
+              <w:t>Sorteio: 25</w:t>
             </w:r>
             <w:r>
               <w:t>/</w:t>
@@ -925,7 +877,7 @@
           </w:tcPr>
           <w:p>
             <w:r>
-              <w:t>Sorteio: 8</w:t>
+              <w:t>Sorteio: 25</w:t>
             </w:r>
             <w:r>
               <w:t>/</w:t>
@@ -958,39 +910,22 @@
               <w:t>380.783.090-15</w:t>
             </w:r>
           </w:p>
+        </w:tc>
+        <w:tc>
+          <w:tcPr>
+            <w:tcW w:w="6208" w:type="dxa"/>
+          </w:tcPr>
           <w:p>
             <w:r>
               <w:t xml:space="preserve">Chave Pix: </w:t>
             </w:r>
             <w:r>
-              <w:t>018.541.620-98</w:t>
-            </w:r>
-          </w:p>
-        </w:tc>
-        <w:tc>
-          <w:tcPr>
-            <w:tcW w:w="6208" w:type="dxa"/>
-          </w:tcPr>
-          <w:p>
-            <w:r>
-              <w:t xml:space="preserve">Chave Pix: </w:t>
-            </w:r>
-            <w:r>
               <w:t>380.783.090-15</w:t>
             </w:r>
           </w:p>
-          <w:p>
-            <w:r>
-              <w:t xml:space="preserve">Chave Pix: </w:t>
-            </w:r>
-            <w:r>
-              <w:t>018.541.620-98</w:t>
-            </w:r>
-          </w:p>
         </w:tc>
       </w:tr>
     </w:tbl>
-    <w:p/>
     <w:p/>
     <w:sectPr>
       <w:pgSz w:w="11906" w:h="16838"/>
@@ -1402,7 +1337,7 @@
   <w:style w:type="paragraph" w:default="1" w:styleId="Normal">
     <w:name w:val="Normal"/>
     <w:qFormat/>
-    <w:rsid w:val="001602F9"/>
+    <w:rsid w:val="000F1D2E"/>
   </w:style>
   <w:style w:type="paragraph" w:styleId="Ttulo1">
     <w:name w:val="heading 1"/>
@@ -1606,6 +1541,7 @@
   <w:style w:type="character" w:default="1" w:styleId="Fontepargpadro">
     <w:name w:val="Default Paragraph Font"/>
     <w:uiPriority w:val="1"/>
+    <w:semiHidden/>
     <w:unhideWhenUsed/>
   </w:style>
   <w:style w:type="table" w:default="1" w:styleId="Tabelanormal">
